--- a/Job Hunt 2026/2026-10-14 - HH Global - Creative Operations Manager/Joshua_Chappell_CoverLetter_HHGlobal.docx
+++ b/Job Hunt 2026/2026-10-14 - HH Global - Creative Operations Manager/Joshua_Chappell_CoverLetter_HHGlobal.docx
@@ -25,9 +25,9 @@
           <w:sz w:val="19"/>
           <w:szCs w:val="19"/>
         </w:rPr>
-        <w:t xml:space="preserve">Mesa, AZ  •  480-586-7959  •  </w:t>
-      </w:r>
-      <w:hyperlink w:history="1" r:id="rIdhp_nmgme8ex8vvzy1ban8">
+        <w:t xml:space="preserve">Mesa, AZ • 480-586-7959 • </w:t>
+      </w:r>
+      <w:hyperlink w:history="1" r:id="rIdj--dgmznc1qu57adhuvm9">
         <w:r>
           <w:rPr>
             <w:rFonts w:ascii="Calibri" w:cs="Calibri" w:eastAsia="Calibri" w:hAnsi="Calibri"/>
@@ -45,9 +45,9 @@
           <w:sz w:val="19"/>
           <w:szCs w:val="19"/>
         </w:rPr>
-        <w:t xml:space="preserve">  •  </w:t>
-      </w:r>
-      <w:hyperlink w:history="1" r:id="rIdmncgx0m9pbebrecijradl">
+        <w:t xml:space="preserve"> • </w:t>
+      </w:r>
+      <w:hyperlink w:history="1" r:id="rIdj3wxto-62weoz1vcp1hjg">
         <w:r>
           <w:rPr>
             <w:rFonts w:ascii="Calibri" w:cs="Calibri" w:eastAsia="Calibri" w:hAnsi="Calibri"/>
@@ -65,9 +65,9 @@
           <w:sz w:val="19"/>
           <w:szCs w:val="19"/>
         </w:rPr>
-        <w:t xml:space="preserve">  •  </w:t>
-      </w:r>
-      <w:hyperlink w:history="1" r:id="rIdacisxbpzcnyaktsdwcxgm">
+        <w:t xml:space="preserve"> • </w:t>
+      </w:r>
+      <w:hyperlink w:history="1" r:id="rIdyw5ersvc5g6-taj7opoth">
         <w:r>
           <w:rPr>
             <w:rFonts w:ascii="Calibri" w:cs="Calibri" w:eastAsia="Calibri" w:hAnsi="Calibri"/>
@@ -85,9 +85,9 @@
           <w:sz w:val="19"/>
           <w:szCs w:val="19"/>
         </w:rPr>
-        <w:t xml:space="preserve">  •  </w:t>
-      </w:r>
-      <w:hyperlink w:history="1" r:id="rIdeey1ffaffi6f9n6dtta2a">
+        <w:t xml:space="preserve"> • </w:t>
+      </w:r>
+      <w:hyperlink w:history="1" r:id="rIdx8onjbf8w4dft4smxmkqs">
         <w:r>
           <w:rPr>
             <w:rFonts w:ascii="Calibri" w:cs="Calibri" w:eastAsia="Calibri" w:hAnsi="Calibri"/>
